--- a/public/documentos/plantillas/fo-gf-002-cuenta-cobro-conductores.docx
+++ b/public/documentos/plantillas/fo-gf-002-cuenta-cobro-conductores.docx
@@ -1,29 +1,29 @@
 
 <file path=word/document.xml><?xml version="1.0" encoding="utf-8"?>
-<w:document xmlns:wpc="http://schemas.microsoft.com/office/word/2010/wordprocessingCanvas" xmlns:cx="http://schemas.microsoft.com/office/drawing/2014/chartex" xmlns:cx1="http://schemas.microsoft.com/office/drawing/2015/9/8/chartex" xmlns:cx2="http://schemas.microsoft.com/office/drawing/2015/10/21/chartex" xmlns:cx3="http://schemas.microsoft.com/office/drawing/2016/5/9/chartex" xmlns:cx4="http://schemas.microsoft.com/office/drawing/2016/5/10/chartex" xmlns:cx5="http://schemas.microsoft.com/office/drawing/2016/5/11/chartex" xmlns:cx6="http://schemas.microsoft.com/office/drawing/2016/5/12/chartex" xmlns:cx7="http://schemas.microsoft.com/office/drawing/2016/5/13/chartex" xmlns:cx8="http://schemas.microsoft.com/office/drawing/2016/5/14/chartex" xmlns:mc="http://schemas.openxmlformats.org/markup-compatibility/2006" xmlns:aink="http://schemas.microsoft.com/office/drawing/2016/ink" xmlns:am3d="http://schemas.microsoft.com/office/drawing/2017/model3d" xmlns:o="urn:schemas-microsoft-com:office:office" xmlns:oel="http://schemas.microsoft.com/office/2019/extlst" xmlns:r="http://schemas.openxmlformats.org/officeDocument/2006/relationships" xmlns:m="http://schemas.openxmlformats.org/officeDocument/2006/math" xmlns:v="urn:schemas-microsoft-com:vml" xmlns:wp14="http://schemas.microsoft.com/office/word/2010/wordprocessingDrawing" xmlns:wp="http://schemas.openxmlformats.org/drawingml/2006/wordprocessingDrawing" xmlns:w10="urn:schemas-microsoft-com:office:word" xmlns:w="http://schemas.openxmlformats.org/wordprocessingml/2006/main" xmlns:w14="http://schemas.microsoft.com/office/word/2010/wordml" xmlns:w15="http://schemas.microsoft.com/office/word/2012/wordml" xmlns:w16cei="http://schemas.microsoft.com/office/word/2026/wordml/cei" xmlns:w16cex="http://schemas.microsoft.com/office/word/2018/wordml/cex" xmlns:w16cid="http://schemas.microsoft.com/office/word/2016/wordml/cid" xmlns:w16="http://schemas.microsoft.com/office/word/2018/wordml" xmlns:w16du="http://schemas.microsoft.com/office/word/2023/wordml/word16du" xmlns:w16sdtdh="http://schemas.microsoft.com/office/word/2020/wordml/sdtdatahash" xmlns:w16sdtfl="http://schemas.microsoft.com/office/word/2024/wordml/sdtformatlock" xmlns:w16se="http://schemas.microsoft.com/office/word/2015/wordml/symex" xmlns:wpg="http://schemas.microsoft.com/office/word/2010/wordprocessingGroup" xmlns:wpi="http://schemas.microsoft.com/office/word/2010/wordprocessingInk" xmlns:wne="http://schemas.microsoft.com/office/word/2006/wordml" xmlns:wps="http://schemas.microsoft.com/office/word/2010/wordprocessingShape" mc:Ignorable="w14 w15 w16se w16cid w16 w16cex w16sdtdh w16sdtfl w16du wp14">
+<w:document xmlns:wpc="http://schemas.microsoft.com/office/word/2010/wordprocessingCanvas" xmlns:cx="http://schemas.microsoft.com/office/drawing/2014/chartex" xmlns:cx1="http://schemas.microsoft.com/office/drawing/2015/9/8/chartex" xmlns:cx2="http://schemas.microsoft.com/office/drawing/2015/10/21/chartex" xmlns:cx3="http://schemas.microsoft.com/office/drawing/2016/5/9/chartex" xmlns:cx4="http://schemas.microsoft.com/office/drawing/2016/5/10/chartex" xmlns:cx5="http://schemas.microsoft.com/office/drawing/2016/5/11/chartex" xmlns:cx6="http://schemas.microsoft.com/office/drawing/2016/5/12/chartex" xmlns:cx7="http://schemas.microsoft.com/office/drawing/2016/5/13/chartex" xmlns:cx8="http://schemas.microsoft.com/office/drawing/2016/5/14/chartex" xmlns:mc="http://schemas.openxmlformats.org/markup-compatibility/2006" xmlns:aink="http://schemas.microsoft.com/office/drawing/2016/ink" xmlns:am3d="http://schemas.microsoft.com/office/drawing/2017/model3d" xmlns:o="urn:schemas-microsoft-com:office:office" xmlns:oel="http://schemas.microsoft.com/office/2019/extlst" xmlns:r="http://schemas.openxmlformats.org/officeDocument/2006/relationships" xmlns:m="http://schemas.openxmlformats.org/officeDocument/2006/math" xmlns:v="urn:schemas-microsoft-com:vml" xmlns:wp14="http://schemas.microsoft.com/office/word/2010/wordprocessingDrawing" xmlns:wp="http://schemas.openxmlformats.org/drawingml/2006/wordprocessingDrawing" xmlns:w10="urn:schemas-microsoft-com:office:word" xmlns:w="http://schemas.openxmlformats.org/wordprocessingml/2006/main" xmlns:w14="http://schemas.microsoft.com/office/word/2010/wordml" xmlns:w15="http://schemas.microsoft.com/office/word/2012/wordml" xmlns:w16cex="http://schemas.microsoft.com/office/word/2018/wordml/cex" xmlns:w16cid="http://schemas.microsoft.com/office/word/2016/wordml/cid" xmlns:w16="http://schemas.microsoft.com/office/word/2018/wordml" xmlns:w16du="http://schemas.microsoft.com/office/word/2023/wordml/word16du" xmlns:w16sdtdh="http://schemas.microsoft.com/office/word/2020/wordml/sdtdatahash" xmlns:w16sdtfl="http://schemas.microsoft.com/office/word/2024/wordml/sdtformatlock" xmlns:w16se="http://schemas.microsoft.com/office/word/2015/wordml/symex" xmlns:wpg="http://schemas.microsoft.com/office/word/2010/wordprocessingGroup" xmlns:wpi="http://schemas.microsoft.com/office/word/2010/wordprocessingInk" xmlns:wne="http://schemas.microsoft.com/office/word/2006/wordml" xmlns:wps="http://schemas.microsoft.com/office/word/2010/wordprocessingShape" mc:Ignorable="w14 w15 w16se w16cid w16 w16cex w16sdtdh w16sdtfl w16du wp14">
   <w:body>
     <w:p>
       <w:pPr>
         <w:pStyle w:val="Textoindependiente"/>
         <w:jc w:val="center"/>
         <w:rPr>
-          <w:sz w:val="17"/>
-          <w:szCs w:val="17"/>
+          <w:sz w:val="18"/>
+          <w:szCs w:val="18"/>
         </w:rPr>
       </w:pPr>
       <w:r>
         <w:rPr>
           <w:b/>
           <w:bCs/>
-          <w:sz w:val="17"/>
-          <w:szCs w:val="17"/>
+          <w:sz w:val="18"/>
+          <w:szCs w:val="18"/>
         </w:rPr>
         <w:t>CUENTA DE COBRO No. 001</w:t>
       </w:r>
       <w:r>
         <w:rPr>
-          <w:sz w:val="17"/>
-          <w:szCs w:val="17"/>
+          <w:sz w:val="18"/>
+          <w:szCs w:val="18"/>
         </w:rPr>
         <w:br/>
         <w:t xml:space="preserve">Fecha: </w:t>
@@ -31,38 +31,38 @@
       <w:r>
         <w:rPr>
           <w:b/>
-          <w:sz w:val="17"/>
-          <w:szCs w:val="17"/>
+          <w:sz w:val="18"/>
+          <w:szCs w:val="18"/>
         </w:rPr>
         <w:t>Día</w:t>
       </w:r>
       <w:r>
         <w:rPr>
-          <w:sz w:val="17"/>
-          <w:szCs w:val="17"/>
+          <w:sz w:val="18"/>
+          <w:szCs w:val="18"/>
         </w:rPr>
         <w:t xml:space="preserve"> de </w:t>
       </w:r>
       <w:r>
         <w:rPr>
           <w:b/>
-          <w:sz w:val="17"/>
-          <w:szCs w:val="17"/>
+          <w:sz w:val="18"/>
+          <w:szCs w:val="18"/>
         </w:rPr>
         <w:t>Mes</w:t>
       </w:r>
       <w:r>
         <w:rPr>
-          <w:sz w:val="17"/>
-          <w:szCs w:val="17"/>
+          <w:sz w:val="18"/>
+          <w:szCs w:val="18"/>
         </w:rPr>
         <w:t xml:space="preserve"> de </w:t>
       </w:r>
       <w:r>
         <w:rPr>
           <w:b/>
-          <w:sz w:val="17"/>
-          <w:szCs w:val="17"/>
+          <w:sz w:val="18"/>
+          <w:szCs w:val="18"/>
         </w:rPr>
         <w:t>Año</w:t>
       </w:r>
@@ -72,31 +72,31 @@
         <w:pStyle w:val="Textoindependiente"/>
         <w:jc w:val="center"/>
         <w:rPr>
-          <w:sz w:val="17"/>
-          <w:szCs w:val="17"/>
+          <w:sz w:val="18"/>
+          <w:szCs w:val="18"/>
         </w:rPr>
       </w:pPr>
       <w:r>
         <w:rPr>
           <w:b/>
           <w:bCs/>
-          <w:sz w:val="17"/>
-          <w:szCs w:val="17"/>
+          <w:sz w:val="18"/>
+          <w:szCs w:val="18"/>
         </w:rPr>
         <w:t>Deudor:</w:t>
       </w:r>
       <w:r>
         <w:rPr>
-          <w:sz w:val="17"/>
-          <w:szCs w:val="17"/>
+          <w:sz w:val="18"/>
+          <w:szCs w:val="18"/>
         </w:rPr>
         <w:br/>
         <w:t>PREVENTIVA SALUD S.A.S.</w:t>
       </w:r>
       <w:r>
         <w:rPr>
-          <w:sz w:val="17"/>
-          <w:szCs w:val="17"/>
+          <w:sz w:val="18"/>
+          <w:szCs w:val="18"/>
         </w:rPr>
         <w:br/>
         <w:t>NIT: 900673722</w:t>
@@ -107,71 +107,71 @@
         <w:pStyle w:val="Textoindependiente"/>
         <w:jc w:val="center"/>
         <w:rPr>
-          <w:sz w:val="17"/>
-          <w:szCs w:val="17"/>
+          <w:sz w:val="18"/>
+          <w:szCs w:val="18"/>
         </w:rPr>
       </w:pPr>
       <w:r>
         <w:rPr>
           <w:b/>
           <w:bCs/>
-          <w:sz w:val="17"/>
-          <w:szCs w:val="17"/>
+          <w:sz w:val="18"/>
+          <w:szCs w:val="18"/>
         </w:rPr>
         <w:t>Beneficiario:</w:t>
       </w:r>
       <w:r>
         <w:rPr>
-          <w:sz w:val="17"/>
-          <w:szCs w:val="17"/>
+          <w:sz w:val="18"/>
+          <w:szCs w:val="18"/>
         </w:rPr>
         <w:br/>
         <w:t>Nombre completo</w:t>
       </w:r>
       <w:r>
         <w:rPr>
-          <w:sz w:val="17"/>
-          <w:szCs w:val="17"/>
+          <w:sz w:val="18"/>
+          <w:szCs w:val="18"/>
         </w:rPr>
         <w:br/>
         <w:t>C.C. Numero de cedula</w:t>
       </w:r>
       <w:r>
         <w:rPr>
-          <w:sz w:val="17"/>
-          <w:szCs w:val="17"/>
+          <w:sz w:val="18"/>
+          <w:szCs w:val="18"/>
         </w:rPr>
         <w:br/>
         <w:t>Dirección</w:t>
       </w:r>
       <w:r>
         <w:rPr>
-          <w:sz w:val="17"/>
-          <w:szCs w:val="17"/>
+          <w:sz w:val="18"/>
+          <w:szCs w:val="18"/>
         </w:rPr>
         <w:br/>
         <w:t>Profesión</w:t>
       </w:r>
       <w:r>
         <w:rPr>
-          <w:sz w:val="17"/>
-          <w:szCs w:val="17"/>
+          <w:sz w:val="18"/>
+          <w:szCs w:val="18"/>
         </w:rPr>
         <w:br/>
         <w:t>Ciudad</w:t>
       </w:r>
       <w:r>
         <w:rPr>
-          <w:sz w:val="17"/>
-          <w:szCs w:val="17"/>
+          <w:sz w:val="18"/>
+          <w:szCs w:val="18"/>
         </w:rPr>
         <w:br/>
         <w:t>Teléfono</w:t>
       </w:r>
       <w:r>
         <w:rPr>
-          <w:sz w:val="17"/>
-          <w:szCs w:val="17"/>
+          <w:sz w:val="18"/>
+          <w:szCs w:val="18"/>
         </w:rPr>
         <w:br/>
         <w:t>Correo</w:t>
@@ -182,16 +182,16 @@
         <w:pStyle w:val="Textoindependiente"/>
         <w:jc w:val="center"/>
         <w:rPr>
-          <w:sz w:val="17"/>
-          <w:szCs w:val="17"/>
+          <w:sz w:val="18"/>
+          <w:szCs w:val="18"/>
         </w:rPr>
       </w:pPr>
       <w:r>
         <w:rPr>
           <w:b/>
           <w:bCs/>
-          <w:sz w:val="17"/>
-          <w:szCs w:val="17"/>
+          <w:sz w:val="18"/>
+          <w:szCs w:val="18"/>
         </w:rPr>
         <w:t>Valor para pagar</w:t>
       </w:r>
@@ -199,15 +199,15 @@
         <w:rPr>
           <w:b/>
           <w:bCs/>
-          <w:sz w:val="17"/>
-          <w:szCs w:val="17"/>
+          <w:sz w:val="18"/>
+          <w:szCs w:val="18"/>
         </w:rPr>
         <w:t>:</w:t>
       </w:r>
       <w:r>
         <w:rPr>
-          <w:sz w:val="17"/>
-          <w:szCs w:val="17"/>
+          <w:sz w:val="18"/>
+          <w:szCs w:val="18"/>
         </w:rPr>
         <w:br/>
         <w:t>Valor en letras y números</w:t>
@@ -218,23 +218,23 @@
         <w:pStyle w:val="Textoindependiente"/>
         <w:jc w:val="center"/>
         <w:rPr>
-          <w:sz w:val="17"/>
-          <w:szCs w:val="17"/>
+          <w:sz w:val="18"/>
+          <w:szCs w:val="18"/>
         </w:rPr>
       </w:pPr>
       <w:r>
         <w:rPr>
           <w:b/>
           <w:bCs/>
-          <w:sz w:val="17"/>
-          <w:szCs w:val="17"/>
+          <w:sz w:val="18"/>
+          <w:szCs w:val="18"/>
         </w:rPr>
         <w:t>Concepto:</w:t>
       </w:r>
       <w:r>
         <w:rPr>
-          <w:sz w:val="17"/>
-          <w:szCs w:val="17"/>
+          <w:sz w:val="18"/>
+          <w:szCs w:val="18"/>
         </w:rPr>
         <w:br/>
         <w:t xml:space="preserve">Honorarios por servicios de </w:t>
@@ -242,15 +242,15 @@
       <w:r>
         <w:rPr>
           <w:b/>
-          <w:sz w:val="17"/>
-          <w:szCs w:val="17"/>
+          <w:sz w:val="18"/>
+          <w:szCs w:val="18"/>
         </w:rPr>
         <w:t>Mes</w:t>
       </w:r>
       <w:r>
         <w:rPr>
-          <w:sz w:val="17"/>
-          <w:szCs w:val="17"/>
+          <w:sz w:val="18"/>
+          <w:szCs w:val="18"/>
         </w:rPr>
         <w:t xml:space="preserve"> 2025</w:t>
       </w:r>
@@ -260,69 +260,69 @@
         <w:pStyle w:val="Textoindependiente"/>
         <w:jc w:val="center"/>
         <w:rPr>
-          <w:sz w:val="17"/>
-          <w:szCs w:val="17"/>
+          <w:sz w:val="18"/>
+          <w:szCs w:val="18"/>
         </w:rPr>
       </w:pPr>
       <w:r>
         <w:rPr>
           <w:b/>
           <w:bCs/>
-          <w:sz w:val="17"/>
-          <w:szCs w:val="17"/>
+          <w:sz w:val="18"/>
+          <w:szCs w:val="18"/>
         </w:rPr>
         <w:t>Datos bancarios para el pago:</w:t>
       </w:r>
       <w:r>
         <w:rPr>
-          <w:sz w:val="17"/>
-          <w:szCs w:val="17"/>
+          <w:sz w:val="18"/>
+          <w:szCs w:val="18"/>
         </w:rPr>
         <w:br/>
         <w:t xml:space="preserve">Entidad: </w:t>
       </w:r>
       <w:r>
         <w:rPr>
-          <w:sz w:val="17"/>
-          <w:szCs w:val="17"/>
+          <w:sz w:val="18"/>
+          <w:szCs w:val="18"/>
         </w:rPr>
         <w:br/>
         <w:t>Tipo de cuenta: Ahorros/Corriente</w:t>
       </w:r>
       <w:r>
         <w:rPr>
-          <w:sz w:val="17"/>
-          <w:szCs w:val="17"/>
+          <w:sz w:val="18"/>
+          <w:szCs w:val="18"/>
         </w:rPr>
         <w:br/>
         <w:t xml:space="preserve">Número: </w:t>
       </w:r>
       <w:r>
         <w:rPr>
-          <w:sz w:val="17"/>
-          <w:szCs w:val="17"/>
+          <w:sz w:val="18"/>
+          <w:szCs w:val="18"/>
         </w:rPr>
         <w:t>Número</w:t>
       </w:r>
       <w:r>
         <w:rPr>
-          <w:sz w:val="17"/>
-          <w:szCs w:val="17"/>
+          <w:sz w:val="18"/>
+          <w:szCs w:val="18"/>
         </w:rPr>
         <w:t xml:space="preserve"> de cuenta</w:t>
       </w:r>
       <w:r>
         <w:rPr>
-          <w:sz w:val="17"/>
-          <w:szCs w:val="17"/>
+          <w:sz w:val="18"/>
+          <w:szCs w:val="18"/>
         </w:rPr>
         <w:br/>
         <w:t>Titular: Nombre del titular</w:t>
       </w:r>
       <w:r>
         <w:rPr>
-          <w:sz w:val="17"/>
-          <w:szCs w:val="17"/>
+          <w:sz w:val="18"/>
+          <w:szCs w:val="18"/>
         </w:rPr>
         <w:br/>
         <w:t>C.C. Numero de cedula del titular</w:t>
@@ -334,8 +334,8 @@
         <w:rPr>
           <w:rFonts w:asciiTheme="minorHAnsi" w:eastAsiaTheme="minorHAnsi" w:hAnsiTheme="minorHAnsi" w:cstheme="minorBidi"/>
           <w:kern w:val="2"/>
-          <w:sz w:val="17"/>
-          <w:szCs w:val="17"/>
+          <w:sz w:val="18"/>
+          <w:szCs w:val="18"/>
           <w:lang w:eastAsia="en-US"/>
           <w14:ligatures w14:val="standardContextual"/>
         </w:rPr>
@@ -344,8 +344,8 @@
         <w:rPr>
           <w:rFonts w:asciiTheme="minorHAnsi" w:eastAsiaTheme="minorHAnsi" w:hAnsiTheme="minorHAnsi" w:cstheme="minorBidi"/>
           <w:kern w:val="2"/>
-          <w:sz w:val="17"/>
-          <w:szCs w:val="17"/>
+          <w:sz w:val="18"/>
+          <w:szCs w:val="18"/>
           <w:lang w:eastAsia="en-US"/>
           <w14:ligatures w14:val="standardContextual"/>
         </w:rPr>
@@ -356,8 +356,8 @@
           <w:rFonts w:asciiTheme="minorHAnsi" w:eastAsiaTheme="minorHAnsi" w:hAnsiTheme="minorHAnsi" w:cstheme="minorBidi"/>
           <w:bCs/>
           <w:kern w:val="2"/>
-          <w:sz w:val="17"/>
-          <w:szCs w:val="17"/>
+          <w:sz w:val="18"/>
+          <w:szCs w:val="18"/>
           <w:lang w:eastAsia="en-US"/>
           <w14:ligatures w14:val="standardContextual"/>
         </w:rPr>
@@ -367,8 +367,8 @@
         <w:rPr>
           <w:rFonts w:asciiTheme="minorHAnsi" w:eastAsiaTheme="minorHAnsi" w:hAnsiTheme="minorHAnsi" w:cstheme="minorBidi"/>
           <w:kern w:val="2"/>
-          <w:sz w:val="17"/>
-          <w:szCs w:val="17"/>
+          <w:sz w:val="18"/>
+          <w:szCs w:val="18"/>
           <w:lang w:eastAsia="en-US"/>
           <w14:ligatures w14:val="standardContextual"/>
         </w:rPr>
@@ -379,8 +379,8 @@
           <w:rFonts w:asciiTheme="minorHAnsi" w:eastAsiaTheme="minorHAnsi" w:hAnsiTheme="minorHAnsi" w:cstheme="minorBidi"/>
           <w:bCs/>
           <w:kern w:val="2"/>
-          <w:sz w:val="17"/>
-          <w:szCs w:val="17"/>
+          <w:sz w:val="18"/>
+          <w:szCs w:val="18"/>
           <w:lang w:eastAsia="en-US"/>
           <w14:ligatures w14:val="standardContextual"/>
         </w:rPr>
@@ -390,8 +390,8 @@
         <w:rPr>
           <w:rFonts w:asciiTheme="minorHAnsi" w:eastAsiaTheme="minorHAnsi" w:hAnsiTheme="minorHAnsi" w:cstheme="minorBidi"/>
           <w:kern w:val="2"/>
-          <w:sz w:val="17"/>
-          <w:szCs w:val="17"/>
+          <w:sz w:val="18"/>
+          <w:szCs w:val="18"/>
           <w:lang w:eastAsia="en-US"/>
           <w14:ligatures w14:val="standardContextual"/>
         </w:rPr>
@@ -405,8 +405,8 @@
           <w:rFonts w:asciiTheme="minorHAnsi" w:eastAsiaTheme="minorHAnsi" w:hAnsiTheme="minorHAnsi" w:cstheme="minorBidi"/>
           <w:b/>
           <w:kern w:val="2"/>
-          <w:sz w:val="17"/>
-          <w:szCs w:val="17"/>
+          <w:sz w:val="18"/>
+          <w:szCs w:val="18"/>
           <w:lang w:eastAsia="en-US"/>
           <w14:ligatures w14:val="standardContextual"/>
         </w:rPr>
@@ -417,8 +417,8 @@
           <w:b/>
           <w:bCs/>
           <w:kern w:val="2"/>
-          <w:sz w:val="17"/>
-          <w:szCs w:val="17"/>
+          <w:sz w:val="18"/>
+          <w:szCs w:val="18"/>
           <w:lang w:eastAsia="en-US"/>
           <w14:ligatures w14:val="standardContextual"/>
         </w:rPr>
@@ -431,8 +431,8 @@
         <w:rPr>
           <w:rFonts w:asciiTheme="minorHAnsi" w:eastAsiaTheme="minorHAnsi" w:hAnsiTheme="minorHAnsi" w:cstheme="minorBidi"/>
           <w:kern w:val="2"/>
-          <w:sz w:val="17"/>
-          <w:szCs w:val="17"/>
+          <w:sz w:val="18"/>
+          <w:szCs w:val="18"/>
           <w:lang w:eastAsia="en-US"/>
           <w14:ligatures w14:val="standardContextual"/>
         </w:rPr>
@@ -441,8 +441,8 @@
         <w:rPr>
           <w:rFonts w:asciiTheme="minorHAnsi" w:eastAsiaTheme="minorHAnsi" w:hAnsiTheme="minorHAnsi" w:cstheme="minorBidi"/>
           <w:kern w:val="2"/>
-          <w:sz w:val="17"/>
-          <w:szCs w:val="17"/>
+          <w:sz w:val="18"/>
+          <w:szCs w:val="18"/>
           <w:lang w:eastAsia="en-US"/>
           <w14:ligatures w14:val="standardContextual"/>
         </w:rPr>
@@ -459,8 +459,8 @@
         <w:rPr>
           <w:rFonts w:asciiTheme="minorHAnsi" w:eastAsiaTheme="minorHAnsi" w:hAnsiTheme="minorHAnsi" w:cstheme="minorBidi"/>
           <w:kern w:val="2"/>
-          <w:sz w:val="17"/>
-          <w:szCs w:val="17"/>
+          <w:sz w:val="18"/>
+          <w:szCs w:val="18"/>
           <w:lang w:eastAsia="en-US"/>
           <w14:ligatures w14:val="standardContextual"/>
         </w:rPr>
@@ -469,8 +469,8 @@
         <w:rPr>
           <w:rFonts w:asciiTheme="minorHAnsi" w:eastAsiaTheme="minorHAnsi" w:hAnsiTheme="minorHAnsi" w:cstheme="minorBidi"/>
           <w:kern w:val="2"/>
-          <w:sz w:val="17"/>
-          <w:szCs w:val="17"/>
+          <w:sz w:val="18"/>
+          <w:szCs w:val="18"/>
           <w:lang w:eastAsia="en-US"/>
           <w14:ligatures w14:val="standardContextual"/>
         </w:rPr>
@@ -487,8 +487,8 @@
         <w:rPr>
           <w:rFonts w:asciiTheme="minorHAnsi" w:eastAsiaTheme="minorHAnsi" w:hAnsiTheme="minorHAnsi" w:cstheme="minorBidi"/>
           <w:kern w:val="2"/>
-          <w:sz w:val="17"/>
-          <w:szCs w:val="17"/>
+          <w:sz w:val="18"/>
+          <w:szCs w:val="18"/>
           <w:lang w:eastAsia="en-US"/>
           <w14:ligatures w14:val="standardContextual"/>
         </w:rPr>
@@ -497,8 +497,8 @@
         <w:rPr>
           <w:rFonts w:asciiTheme="minorHAnsi" w:eastAsiaTheme="minorHAnsi" w:hAnsiTheme="minorHAnsi" w:cstheme="minorBidi"/>
           <w:kern w:val="2"/>
-          <w:sz w:val="17"/>
-          <w:szCs w:val="17"/>
+          <w:sz w:val="18"/>
+          <w:szCs w:val="18"/>
           <w:lang w:eastAsia="en-US"/>
           <w14:ligatures w14:val="standardContextual"/>
         </w:rPr>
@@ -515,8 +515,8 @@
         <w:rPr>
           <w:rFonts w:asciiTheme="minorHAnsi" w:eastAsiaTheme="minorHAnsi" w:hAnsiTheme="minorHAnsi" w:cstheme="minorBidi"/>
           <w:kern w:val="2"/>
-          <w:sz w:val="17"/>
-          <w:szCs w:val="17"/>
+          <w:sz w:val="18"/>
+          <w:szCs w:val="18"/>
           <w:lang w:eastAsia="en-US"/>
           <w14:ligatures w14:val="standardContextual"/>
         </w:rPr>
@@ -525,8 +525,8 @@
         <w:rPr>
           <w:rFonts w:asciiTheme="minorHAnsi" w:eastAsiaTheme="minorHAnsi" w:hAnsiTheme="minorHAnsi" w:cstheme="minorBidi"/>
           <w:kern w:val="2"/>
-          <w:sz w:val="17"/>
-          <w:szCs w:val="17"/>
+          <w:sz w:val="18"/>
+          <w:szCs w:val="18"/>
           <w:lang w:eastAsia="en-US"/>
           <w14:ligatures w14:val="standardContextual"/>
         </w:rPr>
@@ -537,48 +537,37 @@
       <w:pPr>
         <w:pStyle w:val="Textoindependiente"/>
         <w:rPr>
-          <w:sz w:val="17"/>
-          <w:szCs w:val="17"/>
-        </w:rPr>
-      </w:pPr>
+          <w:sz w:val="18"/>
+          <w:szCs w:val="18"/>
+        </w:rPr>
+      </w:pPr>
+      <w:r>
+        <w:rPr>
+          <w:sz w:val="18"/>
+          <w:szCs w:val="18"/>
+        </w:rPr>
+        <w:t>Atentamente</w:t>
+      </w:r>
+      <w:r>
+        <w:rPr>
+          <w:sz w:val="18"/>
+          <w:szCs w:val="18"/>
+        </w:rPr>
+        <w:t>:</w:t>
+      </w:r>
     </w:p>
     <w:p>
       <w:pPr>
         <w:pStyle w:val="Textoindependiente"/>
         <w:rPr>
-          <w:sz w:val="17"/>
-          <w:szCs w:val="17"/>
-        </w:rPr>
-      </w:pPr>
-      <w:r>
-        <w:rPr>
-          <w:sz w:val="17"/>
-          <w:szCs w:val="17"/>
-        </w:rPr>
-        <w:t>Atentamente,</w:t>
-      </w:r>
-    </w:p>
-    <w:p>
-      <w:pPr>
-        <w:pStyle w:val="Textoindependiente"/>
-        <w:rPr>
-          <w:sz w:val="17"/>
-          <w:szCs w:val="17"/>
-        </w:rPr>
-      </w:pPr>
-    </w:p>
-    <w:p>
-      <w:pPr>
-        <w:pStyle w:val="Textoindependiente"/>
-        <w:rPr>
-          <w:sz w:val="17"/>
-          <w:szCs w:val="17"/>
-        </w:rPr>
-      </w:pPr>
-      <w:r>
-        <w:rPr>
-          <w:sz w:val="17"/>
-          <w:szCs w:val="17"/>
+          <w:sz w:val="18"/>
+          <w:szCs w:val="18"/>
+        </w:rPr>
+      </w:pPr>
+      <w:r>
+        <w:rPr>
+          <w:sz w:val="18"/>
+          <w:szCs w:val="18"/>
         </w:rPr>
         <w:t>__________________</w:t>
       </w:r>
@@ -595,10 +584,19 @@
       <w:r>
         <w:rPr>
           <w:b/>
-          <w:sz w:val="17"/>
-          <w:szCs w:val="17"/>
+          <w:sz w:val="18"/>
+          <w:szCs w:val="18"/>
         </w:rPr>
         <w:t>Nombre completo</w:t>
+      </w:r>
+      <w:r>
+        <w:rPr>
+          <w:b/>
+          <w:sz w:val="18"/>
+          <w:szCs w:val="18"/>
+        </w:rPr>
+        <w:br/>
+        <w:t>C.C. Número de cedula</w:t>
       </w:r>
       <w:r>
         <w:rPr>
@@ -607,24 +605,11 @@
           <w:szCs w:val="17"/>
         </w:rPr>
         <w:br/>
-        <w:t>C.C. Número de cedula</w:t>
-      </w:r>
-      <w:r>
-        <w:rPr>
-          <w:b/>
-          <w:sz w:val="17"/>
-          <w:szCs w:val="17"/>
-        </w:rPr>
-        <w:br/>
       </w:r>
     </w:p>
     <w:sectPr>
-      <w:headerReference w:type="even" r:id="rId7"/>
-      <w:headerReference w:type="default" r:id="rId8"/>
-      <w:footerReference w:type="even" r:id="rId9"/>
-      <w:footerReference w:type="default" r:id="rId10"/>
-      <w:headerReference w:type="first" r:id="rId11"/>
-      <w:footerReference w:type="first" r:id="rId12"/>
+      <w:headerReference w:type="default" r:id="rId7"/>
+      <w:footerReference w:type="default" r:id="rId8"/>
       <w:pgSz w:w="12240" w:h="15840"/>
       <w:pgMar w:top="1417" w:right="1701" w:bottom="1417" w:left="1701" w:header="708" w:footer="708" w:gutter="0"/>
       <w:cols w:space="708"/>
@@ -635,7 +620,7 @@
 </file>
 
 <file path=word/endnotes.xml><?xml version="1.0" encoding="utf-8"?>
-<w:endnotes xmlns:wpc="http://schemas.microsoft.com/office/word/2010/wordprocessingCanvas" xmlns:cx="http://schemas.microsoft.com/office/drawing/2014/chartex" xmlns:cx1="http://schemas.microsoft.com/office/drawing/2015/9/8/chartex" xmlns:cx2="http://schemas.microsoft.com/office/drawing/2015/10/21/chartex" xmlns:cx3="http://schemas.microsoft.com/office/drawing/2016/5/9/chartex" xmlns:cx4="http://schemas.microsoft.com/office/drawing/2016/5/10/chartex" xmlns:cx5="http://schemas.microsoft.com/office/drawing/2016/5/11/chartex" xmlns:cx6="http://schemas.microsoft.com/office/drawing/2016/5/12/chartex" xmlns:cx7="http://schemas.microsoft.com/office/drawing/2016/5/13/chartex" xmlns:cx8="http://schemas.microsoft.com/office/drawing/2016/5/14/chartex" xmlns:mc="http://schemas.openxmlformats.org/markup-compatibility/2006" xmlns:aink="http://schemas.microsoft.com/office/drawing/2016/ink" xmlns:am3d="http://schemas.microsoft.com/office/drawing/2017/model3d" xmlns:o="urn:schemas-microsoft-com:office:office" xmlns:oel="http://schemas.microsoft.com/office/2019/extlst" xmlns:r="http://schemas.openxmlformats.org/officeDocument/2006/relationships" xmlns:m="http://schemas.openxmlformats.org/officeDocument/2006/math" xmlns:v="urn:schemas-microsoft-com:vml" xmlns:wp14="http://schemas.microsoft.com/office/word/2010/wordprocessingDrawing" xmlns:wp="http://schemas.openxmlformats.org/drawingml/2006/wordprocessingDrawing" xmlns:w10="urn:schemas-microsoft-com:office:word" xmlns:w="http://schemas.openxmlformats.org/wordprocessingml/2006/main" xmlns:w14="http://schemas.microsoft.com/office/word/2010/wordml" xmlns:w15="http://schemas.microsoft.com/office/word/2012/wordml" xmlns:w16cei="http://schemas.microsoft.com/office/word/2026/wordml/cei" xmlns:w16cex="http://schemas.microsoft.com/office/word/2018/wordml/cex" xmlns:w16cid="http://schemas.microsoft.com/office/word/2016/wordml/cid" xmlns:w16="http://schemas.microsoft.com/office/word/2018/wordml" xmlns:w16du="http://schemas.microsoft.com/office/word/2023/wordml/word16du" xmlns:w16sdtdh="http://schemas.microsoft.com/office/word/2020/wordml/sdtdatahash" xmlns:w16sdtfl="http://schemas.microsoft.com/office/word/2024/wordml/sdtformatlock" xmlns:w16se="http://schemas.microsoft.com/office/word/2015/wordml/symex" xmlns:wpg="http://schemas.microsoft.com/office/word/2010/wordprocessingGroup" xmlns:wpi="http://schemas.microsoft.com/office/word/2010/wordprocessingInk" xmlns:wne="http://schemas.microsoft.com/office/word/2006/wordml" xmlns:wps="http://schemas.microsoft.com/office/word/2010/wordprocessingShape" mc:Ignorable="w14 w15 w16se w16cid w16 w16cex w16sdtdh w16sdtfl w16du wp14">
+<w:endnotes xmlns:wpc="http://schemas.microsoft.com/office/word/2010/wordprocessingCanvas" xmlns:cx="http://schemas.microsoft.com/office/drawing/2014/chartex" xmlns:cx1="http://schemas.microsoft.com/office/drawing/2015/9/8/chartex" xmlns:cx2="http://schemas.microsoft.com/office/drawing/2015/10/21/chartex" xmlns:cx3="http://schemas.microsoft.com/office/drawing/2016/5/9/chartex" xmlns:cx4="http://schemas.microsoft.com/office/drawing/2016/5/10/chartex" xmlns:cx5="http://schemas.microsoft.com/office/drawing/2016/5/11/chartex" xmlns:cx6="http://schemas.microsoft.com/office/drawing/2016/5/12/chartex" xmlns:cx7="http://schemas.microsoft.com/office/drawing/2016/5/13/chartex" xmlns:cx8="http://schemas.microsoft.com/office/drawing/2016/5/14/chartex" xmlns:mc="http://schemas.openxmlformats.org/markup-compatibility/2006" xmlns:aink="http://schemas.microsoft.com/office/drawing/2016/ink" xmlns:am3d="http://schemas.microsoft.com/office/drawing/2017/model3d" xmlns:o="urn:schemas-microsoft-com:office:office" xmlns:oel="http://schemas.microsoft.com/office/2019/extlst" xmlns:r="http://schemas.openxmlformats.org/officeDocument/2006/relationships" xmlns:m="http://schemas.openxmlformats.org/officeDocument/2006/math" xmlns:v="urn:schemas-microsoft-com:vml" xmlns:wp14="http://schemas.microsoft.com/office/word/2010/wordprocessingDrawing" xmlns:wp="http://schemas.openxmlformats.org/drawingml/2006/wordprocessingDrawing" xmlns:w10="urn:schemas-microsoft-com:office:word" xmlns:w="http://schemas.openxmlformats.org/wordprocessingml/2006/main" xmlns:w14="http://schemas.microsoft.com/office/word/2010/wordml" xmlns:w15="http://schemas.microsoft.com/office/word/2012/wordml" xmlns:w16cex="http://schemas.microsoft.com/office/word/2018/wordml/cex" xmlns:w16cid="http://schemas.microsoft.com/office/word/2016/wordml/cid" xmlns:w16="http://schemas.microsoft.com/office/word/2018/wordml" xmlns:w16du="http://schemas.microsoft.com/office/word/2023/wordml/word16du" xmlns:w16sdtdh="http://schemas.microsoft.com/office/word/2020/wordml/sdtdatahash" xmlns:w16sdtfl="http://schemas.microsoft.com/office/word/2024/wordml/sdtformatlock" xmlns:w16se="http://schemas.microsoft.com/office/word/2015/wordml/symex" xmlns:wpg="http://schemas.microsoft.com/office/word/2010/wordprocessingGroup" xmlns:wpi="http://schemas.microsoft.com/office/word/2010/wordprocessingInk" xmlns:wne="http://schemas.microsoft.com/office/word/2006/wordml" xmlns:wps="http://schemas.microsoft.com/office/word/2010/wordprocessingShape" mc:Ignorable="w14 w15 w16se w16cid w16 w16cex w16sdtdh w16sdtfl w16du wp14">
   <w:endnote w:type="separator" w:id="-1">
     <w:p>
       <w:pPr>
@@ -660,17 +645,7 @@
 </file>
 
 <file path=word/footer1.xml><?xml version="1.0" encoding="utf-8"?>
-<w:ftr xmlns:wpc="http://schemas.microsoft.com/office/word/2010/wordprocessingCanvas" xmlns:cx="http://schemas.microsoft.com/office/drawing/2014/chartex" xmlns:cx1="http://schemas.microsoft.com/office/drawing/2015/9/8/chartex" xmlns:cx2="http://schemas.microsoft.com/office/drawing/2015/10/21/chartex" xmlns:cx3="http://schemas.microsoft.com/office/drawing/2016/5/9/chartex" xmlns:cx4="http://schemas.microsoft.com/office/drawing/2016/5/10/chartex" xmlns:cx5="http://schemas.microsoft.com/office/drawing/2016/5/11/chartex" xmlns:cx6="http://schemas.microsoft.com/office/drawing/2016/5/12/chartex" xmlns:cx7="http://schemas.microsoft.com/office/drawing/2016/5/13/chartex" xmlns:cx8="http://schemas.microsoft.com/office/drawing/2016/5/14/chartex" xmlns:mc="http://schemas.openxmlformats.org/markup-compatibility/2006" xmlns:aink="http://schemas.microsoft.com/office/drawing/2016/ink" xmlns:am3d="http://schemas.microsoft.com/office/drawing/2017/model3d" xmlns:o="urn:schemas-microsoft-com:office:office" xmlns:oel="http://schemas.microsoft.com/office/2019/extlst" xmlns:r="http://schemas.openxmlformats.org/officeDocument/2006/relationships" xmlns:m="http://schemas.openxmlformats.org/officeDocument/2006/math" xmlns:v="urn:schemas-microsoft-com:vml" xmlns:wp14="http://schemas.microsoft.com/office/word/2010/wordprocessingDrawing" xmlns:wp="http://schemas.openxmlformats.org/drawingml/2006/wordprocessingDrawing" xmlns:w10="urn:schemas-microsoft-com:office:word" xmlns:w="http://schemas.openxmlformats.org/wordprocessingml/2006/main" xmlns:w14="http://schemas.microsoft.com/office/word/2010/wordml" xmlns:w15="http://schemas.microsoft.com/office/word/2012/wordml" xmlns:w16cei="http://schemas.microsoft.com/office/word/2026/wordml/cei" xmlns:w16cex="http://schemas.microsoft.com/office/word/2018/wordml/cex" xmlns:w16cid="http://schemas.microsoft.com/office/word/2016/wordml/cid" xmlns:w16="http://schemas.microsoft.com/office/word/2018/wordml" xmlns:w16du="http://schemas.microsoft.com/office/word/2023/wordml/word16du" xmlns:w16sdtdh="http://schemas.microsoft.com/office/word/2020/wordml/sdtdatahash" xmlns:w16sdtfl="http://schemas.microsoft.com/office/word/2024/wordml/sdtformatlock" xmlns:w16se="http://schemas.microsoft.com/office/word/2015/wordml/symex" xmlns:wpg="http://schemas.microsoft.com/office/word/2010/wordprocessingGroup" xmlns:wpi="http://schemas.microsoft.com/office/word/2010/wordprocessingInk" xmlns:wne="http://schemas.microsoft.com/office/word/2006/wordml" xmlns:wps="http://schemas.microsoft.com/office/word/2010/wordprocessingShape" mc:Ignorable="w14 w15 w16se w16cid w16 w16cex w16sdtdh w16sdtfl w16du wp14">
-  <w:p>
-    <w:pPr>
-      <w:pStyle w:val="Piedepgina"/>
-    </w:pPr>
-  </w:p>
-</w:ftr>
-</file>
-
-<file path=word/footer2.xml><?xml version="1.0" encoding="utf-8"?>
-<w:ftr xmlns:wpc="http://schemas.microsoft.com/office/word/2010/wordprocessingCanvas" xmlns:cx="http://schemas.microsoft.com/office/drawing/2014/chartex" xmlns:cx1="http://schemas.microsoft.com/office/drawing/2015/9/8/chartex" xmlns:cx2="http://schemas.microsoft.com/office/drawing/2015/10/21/chartex" xmlns:cx3="http://schemas.microsoft.com/office/drawing/2016/5/9/chartex" xmlns:cx4="http://schemas.microsoft.com/office/drawing/2016/5/10/chartex" xmlns:cx5="http://schemas.microsoft.com/office/drawing/2016/5/11/chartex" xmlns:cx6="http://schemas.microsoft.com/office/drawing/2016/5/12/chartex" xmlns:cx7="http://schemas.microsoft.com/office/drawing/2016/5/13/chartex" xmlns:cx8="http://schemas.microsoft.com/office/drawing/2016/5/14/chartex" xmlns:mc="http://schemas.openxmlformats.org/markup-compatibility/2006" xmlns:aink="http://schemas.microsoft.com/office/drawing/2016/ink" xmlns:am3d="http://schemas.microsoft.com/office/drawing/2017/model3d" xmlns:o="urn:schemas-microsoft-com:office:office" xmlns:oel="http://schemas.microsoft.com/office/2019/extlst" xmlns:r="http://schemas.openxmlformats.org/officeDocument/2006/relationships" xmlns:m="http://schemas.openxmlformats.org/officeDocument/2006/math" xmlns:v="urn:schemas-microsoft-com:vml" xmlns:wp14="http://schemas.microsoft.com/office/word/2010/wordprocessingDrawing" xmlns:wp="http://schemas.openxmlformats.org/drawingml/2006/wordprocessingDrawing" xmlns:w10="urn:schemas-microsoft-com:office:word" xmlns:w="http://schemas.openxmlformats.org/wordprocessingml/2006/main" xmlns:w14="http://schemas.microsoft.com/office/word/2010/wordml" xmlns:w15="http://schemas.microsoft.com/office/word/2012/wordml" xmlns:w16cei="http://schemas.microsoft.com/office/word/2026/wordml/cei" xmlns:w16cex="http://schemas.microsoft.com/office/word/2018/wordml/cex" xmlns:w16cid="http://schemas.microsoft.com/office/word/2016/wordml/cid" xmlns:w16="http://schemas.microsoft.com/office/word/2018/wordml" xmlns:w16du="http://schemas.microsoft.com/office/word/2023/wordml/word16du" xmlns:w16sdtdh="http://schemas.microsoft.com/office/word/2020/wordml/sdtdatahash" xmlns:w16sdtfl="http://schemas.microsoft.com/office/word/2024/wordml/sdtformatlock" xmlns:w16se="http://schemas.microsoft.com/office/word/2015/wordml/symex" xmlns:wpg="http://schemas.microsoft.com/office/word/2010/wordprocessingGroup" xmlns:wpi="http://schemas.microsoft.com/office/word/2010/wordprocessingInk" xmlns:wne="http://schemas.microsoft.com/office/word/2006/wordml" xmlns:wps="http://schemas.microsoft.com/office/word/2010/wordprocessingShape" mc:Ignorable="w14 w15 w16se w16cid w16 w16cex w16sdtdh w16sdtfl w16du wp14">
+<w:ftr xmlns:wpc="http://schemas.microsoft.com/office/word/2010/wordprocessingCanvas" xmlns:cx="http://schemas.microsoft.com/office/drawing/2014/chartex" xmlns:cx1="http://schemas.microsoft.com/office/drawing/2015/9/8/chartex" xmlns:cx2="http://schemas.microsoft.com/office/drawing/2015/10/21/chartex" xmlns:cx3="http://schemas.microsoft.com/office/drawing/2016/5/9/chartex" xmlns:cx4="http://schemas.microsoft.com/office/drawing/2016/5/10/chartex" xmlns:cx5="http://schemas.microsoft.com/office/drawing/2016/5/11/chartex" xmlns:cx6="http://schemas.microsoft.com/office/drawing/2016/5/12/chartex" xmlns:cx7="http://schemas.microsoft.com/office/drawing/2016/5/13/chartex" xmlns:cx8="http://schemas.microsoft.com/office/drawing/2016/5/14/chartex" xmlns:mc="http://schemas.openxmlformats.org/markup-compatibility/2006" xmlns:aink="http://schemas.microsoft.com/office/drawing/2016/ink" xmlns:am3d="http://schemas.microsoft.com/office/drawing/2017/model3d" xmlns:o="urn:schemas-microsoft-com:office:office" xmlns:oel="http://schemas.microsoft.com/office/2019/extlst" xmlns:r="http://schemas.openxmlformats.org/officeDocument/2006/relationships" xmlns:m="http://schemas.openxmlformats.org/officeDocument/2006/math" xmlns:v="urn:schemas-microsoft-com:vml" xmlns:wp14="http://schemas.microsoft.com/office/word/2010/wordprocessingDrawing" xmlns:wp="http://schemas.openxmlformats.org/drawingml/2006/wordprocessingDrawing" xmlns:w10="urn:schemas-microsoft-com:office:word" xmlns:w="http://schemas.openxmlformats.org/wordprocessingml/2006/main" xmlns:w14="http://schemas.microsoft.com/office/word/2010/wordml" xmlns:w15="http://schemas.microsoft.com/office/word/2012/wordml" xmlns:w16cex="http://schemas.microsoft.com/office/word/2018/wordml/cex" xmlns:w16cid="http://schemas.microsoft.com/office/word/2016/wordml/cid" xmlns:w16="http://schemas.microsoft.com/office/word/2018/wordml" xmlns:w16du="http://schemas.microsoft.com/office/word/2023/wordml/word16du" xmlns:w16sdtdh="http://schemas.microsoft.com/office/word/2020/wordml/sdtdatahash" xmlns:w16sdtfl="http://schemas.microsoft.com/office/word/2024/wordml/sdtformatlock" xmlns:w16se="http://schemas.microsoft.com/office/word/2015/wordml/symex" xmlns:wpg="http://schemas.microsoft.com/office/word/2010/wordprocessingGroup" xmlns:wpi="http://schemas.microsoft.com/office/word/2010/wordprocessingInk" xmlns:wne="http://schemas.microsoft.com/office/word/2006/wordml" xmlns:wps="http://schemas.microsoft.com/office/word/2010/wordprocessingShape" mc:Ignorable="w14 w15 w16se w16cid w16 w16cex w16sdtdh w16sdtfl w16du wp14">
   <w:p>
     <w:pPr>
       <w:pStyle w:val="Piedepgina"/>
@@ -689,18 +664,8 @@
 </w:ftr>
 </file>
 
-<file path=word/footer3.xml><?xml version="1.0" encoding="utf-8"?>
-<w:ftr xmlns:wpc="http://schemas.microsoft.com/office/word/2010/wordprocessingCanvas" xmlns:cx="http://schemas.microsoft.com/office/drawing/2014/chartex" xmlns:cx1="http://schemas.microsoft.com/office/drawing/2015/9/8/chartex" xmlns:cx2="http://schemas.microsoft.com/office/drawing/2015/10/21/chartex" xmlns:cx3="http://schemas.microsoft.com/office/drawing/2016/5/9/chartex" xmlns:cx4="http://schemas.microsoft.com/office/drawing/2016/5/10/chartex" xmlns:cx5="http://schemas.microsoft.com/office/drawing/2016/5/11/chartex" xmlns:cx6="http://schemas.microsoft.com/office/drawing/2016/5/12/chartex" xmlns:cx7="http://schemas.microsoft.com/office/drawing/2016/5/13/chartex" xmlns:cx8="http://schemas.microsoft.com/office/drawing/2016/5/14/chartex" xmlns:mc="http://schemas.openxmlformats.org/markup-compatibility/2006" xmlns:aink="http://schemas.microsoft.com/office/drawing/2016/ink" xmlns:am3d="http://schemas.microsoft.com/office/drawing/2017/model3d" xmlns:o="urn:schemas-microsoft-com:office:office" xmlns:oel="http://schemas.microsoft.com/office/2019/extlst" xmlns:r="http://schemas.openxmlformats.org/officeDocument/2006/relationships" xmlns:m="http://schemas.openxmlformats.org/officeDocument/2006/math" xmlns:v="urn:schemas-microsoft-com:vml" xmlns:wp14="http://schemas.microsoft.com/office/word/2010/wordprocessingDrawing" xmlns:wp="http://schemas.openxmlformats.org/drawingml/2006/wordprocessingDrawing" xmlns:w10="urn:schemas-microsoft-com:office:word" xmlns:w="http://schemas.openxmlformats.org/wordprocessingml/2006/main" xmlns:w14="http://schemas.microsoft.com/office/word/2010/wordml" xmlns:w15="http://schemas.microsoft.com/office/word/2012/wordml" xmlns:w16cei="http://schemas.microsoft.com/office/word/2026/wordml/cei" xmlns:w16cex="http://schemas.microsoft.com/office/word/2018/wordml/cex" xmlns:w16cid="http://schemas.microsoft.com/office/word/2016/wordml/cid" xmlns:w16="http://schemas.microsoft.com/office/word/2018/wordml" xmlns:w16du="http://schemas.microsoft.com/office/word/2023/wordml/word16du" xmlns:w16sdtdh="http://schemas.microsoft.com/office/word/2020/wordml/sdtdatahash" xmlns:w16sdtfl="http://schemas.microsoft.com/office/word/2024/wordml/sdtformatlock" xmlns:w16se="http://schemas.microsoft.com/office/word/2015/wordml/symex" xmlns:wpg="http://schemas.microsoft.com/office/word/2010/wordprocessingGroup" xmlns:wpi="http://schemas.microsoft.com/office/word/2010/wordprocessingInk" xmlns:wne="http://schemas.microsoft.com/office/word/2006/wordml" xmlns:wps="http://schemas.microsoft.com/office/word/2010/wordprocessingShape" mc:Ignorable="w14 w15 w16se w16cid w16 w16cex w16sdtdh w16sdtfl w16du wp14">
-  <w:p>
-    <w:pPr>
-      <w:pStyle w:val="Piedepgina"/>
-    </w:pPr>
-  </w:p>
-</w:ftr>
-</file>
-
 <file path=word/footnotes.xml><?xml version="1.0" encoding="utf-8"?>
-<w:footnotes xmlns:wpc="http://schemas.microsoft.com/office/word/2010/wordprocessingCanvas" xmlns:cx="http://schemas.microsoft.com/office/drawing/2014/chartex" xmlns:cx1="http://schemas.microsoft.com/office/drawing/2015/9/8/chartex" xmlns:cx2="http://schemas.microsoft.com/office/drawing/2015/10/21/chartex" xmlns:cx3="http://schemas.microsoft.com/office/drawing/2016/5/9/chartex" xmlns:cx4="http://schemas.microsoft.com/office/drawing/2016/5/10/chartex" xmlns:cx5="http://schemas.microsoft.com/office/drawing/2016/5/11/chartex" xmlns:cx6="http://schemas.microsoft.com/office/drawing/2016/5/12/chartex" xmlns:cx7="http://schemas.microsoft.com/office/drawing/2016/5/13/chartex" xmlns:cx8="http://schemas.microsoft.com/office/drawing/2016/5/14/chartex" xmlns:mc="http://schemas.openxmlformats.org/markup-compatibility/2006" xmlns:aink="http://schemas.microsoft.com/office/drawing/2016/ink" xmlns:am3d="http://schemas.microsoft.com/office/drawing/2017/model3d" xmlns:o="urn:schemas-microsoft-com:office:office" xmlns:oel="http://schemas.microsoft.com/office/2019/extlst" xmlns:r="http://schemas.openxmlformats.org/officeDocument/2006/relationships" xmlns:m="http://schemas.openxmlformats.org/officeDocument/2006/math" xmlns:v="urn:schemas-microsoft-com:vml" xmlns:wp14="http://schemas.microsoft.com/office/word/2010/wordprocessingDrawing" xmlns:wp="http://schemas.openxmlformats.org/drawingml/2006/wordprocessingDrawing" xmlns:w10="urn:schemas-microsoft-com:office:word" xmlns:w="http://schemas.openxmlformats.org/wordprocessingml/2006/main" xmlns:w14="http://schemas.microsoft.com/office/word/2010/wordml" xmlns:w15="http://schemas.microsoft.com/office/word/2012/wordml" xmlns:w16cei="http://schemas.microsoft.com/office/word/2026/wordml/cei" xmlns:w16cex="http://schemas.microsoft.com/office/word/2018/wordml/cex" xmlns:w16cid="http://schemas.microsoft.com/office/word/2016/wordml/cid" xmlns:w16="http://schemas.microsoft.com/office/word/2018/wordml" xmlns:w16du="http://schemas.microsoft.com/office/word/2023/wordml/word16du" xmlns:w16sdtdh="http://schemas.microsoft.com/office/word/2020/wordml/sdtdatahash" xmlns:w16sdtfl="http://schemas.microsoft.com/office/word/2024/wordml/sdtformatlock" xmlns:w16se="http://schemas.microsoft.com/office/word/2015/wordml/symex" xmlns:wpg="http://schemas.microsoft.com/office/word/2010/wordprocessingGroup" xmlns:wpi="http://schemas.microsoft.com/office/word/2010/wordprocessingInk" xmlns:wne="http://schemas.microsoft.com/office/word/2006/wordml" xmlns:wps="http://schemas.microsoft.com/office/word/2010/wordprocessingShape" mc:Ignorable="w14 w15 w16se w16cid w16 w16cex w16sdtdh w16sdtfl w16du wp14">
+<w:footnotes xmlns:wpc="http://schemas.microsoft.com/office/word/2010/wordprocessingCanvas" xmlns:cx="http://schemas.microsoft.com/office/drawing/2014/chartex" xmlns:cx1="http://schemas.microsoft.com/office/drawing/2015/9/8/chartex" xmlns:cx2="http://schemas.microsoft.com/office/drawing/2015/10/21/chartex" xmlns:cx3="http://schemas.microsoft.com/office/drawing/2016/5/9/chartex" xmlns:cx4="http://schemas.microsoft.com/office/drawing/2016/5/10/chartex" xmlns:cx5="http://schemas.microsoft.com/office/drawing/2016/5/11/chartex" xmlns:cx6="http://schemas.microsoft.com/office/drawing/2016/5/12/chartex" xmlns:cx7="http://schemas.microsoft.com/office/drawing/2016/5/13/chartex" xmlns:cx8="http://schemas.microsoft.com/office/drawing/2016/5/14/chartex" xmlns:mc="http://schemas.openxmlformats.org/markup-compatibility/2006" xmlns:aink="http://schemas.microsoft.com/office/drawing/2016/ink" xmlns:am3d="http://schemas.microsoft.com/office/drawing/2017/model3d" xmlns:o="urn:schemas-microsoft-com:office:office" xmlns:oel="http://schemas.microsoft.com/office/2019/extlst" xmlns:r="http://schemas.openxmlformats.org/officeDocument/2006/relationships" xmlns:m="http://schemas.openxmlformats.org/officeDocument/2006/math" xmlns:v="urn:schemas-microsoft-com:vml" xmlns:wp14="http://schemas.microsoft.com/office/word/2010/wordprocessingDrawing" xmlns:wp="http://schemas.openxmlformats.org/drawingml/2006/wordprocessingDrawing" xmlns:w10="urn:schemas-microsoft-com:office:word" xmlns:w="http://schemas.openxmlformats.org/wordprocessingml/2006/main" xmlns:w14="http://schemas.microsoft.com/office/word/2010/wordml" xmlns:w15="http://schemas.microsoft.com/office/word/2012/wordml" xmlns:w16cex="http://schemas.microsoft.com/office/word/2018/wordml/cex" xmlns:w16cid="http://schemas.microsoft.com/office/word/2016/wordml/cid" xmlns:w16="http://schemas.microsoft.com/office/word/2018/wordml" xmlns:w16du="http://schemas.microsoft.com/office/word/2023/wordml/word16du" xmlns:w16sdtdh="http://schemas.microsoft.com/office/word/2020/wordml/sdtdatahash" xmlns:w16sdtfl="http://schemas.microsoft.com/office/word/2024/wordml/sdtformatlock" xmlns:w16se="http://schemas.microsoft.com/office/word/2015/wordml/symex" xmlns:wpg="http://schemas.microsoft.com/office/word/2010/wordprocessingGroup" xmlns:wpi="http://schemas.microsoft.com/office/word/2010/wordprocessingInk" xmlns:wne="http://schemas.microsoft.com/office/word/2006/wordml" xmlns:wps="http://schemas.microsoft.com/office/word/2010/wordprocessingShape" mc:Ignorable="w14 w15 w16se w16cid w16 w16cex w16sdtdh w16sdtfl w16du wp14">
   <w:footnote w:type="separator" w:id="-1">
     <w:p>
       <w:pPr>
@@ -725,17 +690,7 @@
 </file>
 
 <file path=word/header1.xml><?xml version="1.0" encoding="utf-8"?>
-<w:hdr xmlns:wpc="http://schemas.microsoft.com/office/word/2010/wordprocessingCanvas" xmlns:cx="http://schemas.microsoft.com/office/drawing/2014/chartex" xmlns:cx1="http://schemas.microsoft.com/office/drawing/2015/9/8/chartex" xmlns:cx2="http://schemas.microsoft.com/office/drawing/2015/10/21/chartex" xmlns:cx3="http://schemas.microsoft.com/office/drawing/2016/5/9/chartex" xmlns:cx4="http://schemas.microsoft.com/office/drawing/2016/5/10/chartex" xmlns:cx5="http://schemas.microsoft.com/office/drawing/2016/5/11/chartex" xmlns:cx6="http://schemas.microsoft.com/office/drawing/2016/5/12/chartex" xmlns:cx7="http://schemas.microsoft.com/office/drawing/2016/5/13/chartex" xmlns:cx8="http://schemas.microsoft.com/office/drawing/2016/5/14/chartex" xmlns:mc="http://schemas.openxmlformats.org/markup-compatibility/2006" xmlns:aink="http://schemas.microsoft.com/office/drawing/2016/ink" xmlns:am3d="http://schemas.microsoft.com/office/drawing/2017/model3d" xmlns:o="urn:schemas-microsoft-com:office:office" xmlns:oel="http://schemas.microsoft.com/office/2019/extlst" xmlns:r="http://schemas.openxmlformats.org/officeDocument/2006/relationships" xmlns:m="http://schemas.openxmlformats.org/officeDocument/2006/math" xmlns:v="urn:schemas-microsoft-com:vml" xmlns:wp14="http://schemas.microsoft.com/office/word/2010/wordprocessingDrawing" xmlns:wp="http://schemas.openxmlformats.org/drawingml/2006/wordprocessingDrawing" xmlns:w10="urn:schemas-microsoft-com:office:word" xmlns:w="http://schemas.openxmlformats.org/wordprocessingml/2006/main" xmlns:w14="http://schemas.microsoft.com/office/word/2010/wordml" xmlns:w15="http://schemas.microsoft.com/office/word/2012/wordml" xmlns:w16cei="http://schemas.microsoft.com/office/word/2026/wordml/cei" xmlns:w16cex="http://schemas.microsoft.com/office/word/2018/wordml/cex" xmlns:w16cid="http://schemas.microsoft.com/office/word/2016/wordml/cid" xmlns:w16="http://schemas.microsoft.com/office/word/2018/wordml" xmlns:w16du="http://schemas.microsoft.com/office/word/2023/wordml/word16du" xmlns:w16sdtdh="http://schemas.microsoft.com/office/word/2020/wordml/sdtdatahash" xmlns:w16sdtfl="http://schemas.microsoft.com/office/word/2024/wordml/sdtformatlock" xmlns:w16se="http://schemas.microsoft.com/office/word/2015/wordml/symex" xmlns:wpg="http://schemas.microsoft.com/office/word/2010/wordprocessingGroup" xmlns:wpi="http://schemas.microsoft.com/office/word/2010/wordprocessingInk" xmlns:wne="http://schemas.microsoft.com/office/word/2006/wordml" xmlns:wps="http://schemas.microsoft.com/office/word/2010/wordprocessingShape" mc:Ignorable="w14 w15 w16se w16cid w16 w16cex w16sdtdh w16sdtfl w16du wp14">
-  <w:p>
-    <w:pPr>
-      <w:pStyle w:val="Encabezado"/>
-    </w:pPr>
-  </w:p>
-</w:hdr>
-</file>
-
-<file path=word/header2.xml><?xml version="1.0" encoding="utf-8"?>
-<w:hdr xmlns:wpc="http://schemas.microsoft.com/office/word/2010/wordprocessingCanvas" xmlns:cx="http://schemas.microsoft.com/office/drawing/2014/chartex" xmlns:cx1="http://schemas.microsoft.com/office/drawing/2015/9/8/chartex" xmlns:cx2="http://schemas.microsoft.com/office/drawing/2015/10/21/chartex" xmlns:cx3="http://schemas.microsoft.com/office/drawing/2016/5/9/chartex" xmlns:cx4="http://schemas.microsoft.com/office/drawing/2016/5/10/chartex" xmlns:cx5="http://schemas.microsoft.com/office/drawing/2016/5/11/chartex" xmlns:cx6="http://schemas.microsoft.com/office/drawing/2016/5/12/chartex" xmlns:cx7="http://schemas.microsoft.com/office/drawing/2016/5/13/chartex" xmlns:cx8="http://schemas.microsoft.com/office/drawing/2016/5/14/chartex" xmlns:mc="http://schemas.openxmlformats.org/markup-compatibility/2006" xmlns:aink="http://schemas.microsoft.com/office/drawing/2016/ink" xmlns:am3d="http://schemas.microsoft.com/office/drawing/2017/model3d" xmlns:o="urn:schemas-microsoft-com:office:office" xmlns:oel="http://schemas.microsoft.com/office/2019/extlst" xmlns:r="http://schemas.openxmlformats.org/officeDocument/2006/relationships" xmlns:m="http://schemas.openxmlformats.org/officeDocument/2006/math" xmlns:v="urn:schemas-microsoft-com:vml" xmlns:wp14="http://schemas.microsoft.com/office/word/2010/wordprocessingDrawing" xmlns:wp="http://schemas.openxmlformats.org/drawingml/2006/wordprocessingDrawing" xmlns:w10="urn:schemas-microsoft-com:office:word" xmlns:w="http://schemas.openxmlformats.org/wordprocessingml/2006/main" xmlns:w14="http://schemas.microsoft.com/office/word/2010/wordml" xmlns:w15="http://schemas.microsoft.com/office/word/2012/wordml" xmlns:w16cei="http://schemas.microsoft.com/office/word/2026/wordml/cei" xmlns:w16cex="http://schemas.microsoft.com/office/word/2018/wordml/cex" xmlns:w16cid="http://schemas.microsoft.com/office/word/2016/wordml/cid" xmlns:w16="http://schemas.microsoft.com/office/word/2018/wordml" xmlns:w16du="http://schemas.microsoft.com/office/word/2023/wordml/word16du" xmlns:w16sdtdh="http://schemas.microsoft.com/office/word/2020/wordml/sdtdatahash" xmlns:w16sdtfl="http://schemas.microsoft.com/office/word/2024/wordml/sdtformatlock" xmlns:w16se="http://schemas.microsoft.com/office/word/2015/wordml/symex" xmlns:wpg="http://schemas.microsoft.com/office/word/2010/wordprocessingGroup" xmlns:wpi="http://schemas.microsoft.com/office/word/2010/wordprocessingInk" xmlns:wne="http://schemas.microsoft.com/office/word/2006/wordml" xmlns:wps="http://schemas.microsoft.com/office/word/2010/wordprocessingShape" mc:Ignorable="w14 w15 w16se w16cid w16 w16cex w16sdtdh w16sdtfl w16du wp14">
+<w:hdr xmlns:wpc="http://schemas.microsoft.com/office/word/2010/wordprocessingCanvas" xmlns:cx="http://schemas.microsoft.com/office/drawing/2014/chartex" xmlns:cx1="http://schemas.microsoft.com/office/drawing/2015/9/8/chartex" xmlns:cx2="http://schemas.microsoft.com/office/drawing/2015/10/21/chartex" xmlns:cx3="http://schemas.microsoft.com/office/drawing/2016/5/9/chartex" xmlns:cx4="http://schemas.microsoft.com/office/drawing/2016/5/10/chartex" xmlns:cx5="http://schemas.microsoft.com/office/drawing/2016/5/11/chartex" xmlns:cx6="http://schemas.microsoft.com/office/drawing/2016/5/12/chartex" xmlns:cx7="http://schemas.microsoft.com/office/drawing/2016/5/13/chartex" xmlns:cx8="http://schemas.microsoft.com/office/drawing/2016/5/14/chartex" xmlns:mc="http://schemas.openxmlformats.org/markup-compatibility/2006" xmlns:aink="http://schemas.microsoft.com/office/drawing/2016/ink" xmlns:am3d="http://schemas.microsoft.com/office/drawing/2017/model3d" xmlns:o="urn:schemas-microsoft-com:office:office" xmlns:oel="http://schemas.microsoft.com/office/2019/extlst" xmlns:r="http://schemas.openxmlformats.org/officeDocument/2006/relationships" xmlns:m="http://schemas.openxmlformats.org/officeDocument/2006/math" xmlns:v="urn:schemas-microsoft-com:vml" xmlns:wp14="http://schemas.microsoft.com/office/word/2010/wordprocessingDrawing" xmlns:wp="http://schemas.openxmlformats.org/drawingml/2006/wordprocessingDrawing" xmlns:w10="urn:schemas-microsoft-com:office:word" xmlns:w="http://schemas.openxmlformats.org/wordprocessingml/2006/main" xmlns:w14="http://schemas.microsoft.com/office/word/2010/wordml" xmlns:w15="http://schemas.microsoft.com/office/word/2012/wordml" xmlns:w16cex="http://schemas.microsoft.com/office/word/2018/wordml/cex" xmlns:w16cid="http://schemas.microsoft.com/office/word/2016/wordml/cid" xmlns:w16="http://schemas.microsoft.com/office/word/2018/wordml" xmlns:w16du="http://schemas.microsoft.com/office/word/2023/wordml/word16du" xmlns:w16sdtdh="http://schemas.microsoft.com/office/word/2020/wordml/sdtdatahash" xmlns:w16sdtfl="http://schemas.microsoft.com/office/word/2024/wordml/sdtformatlock" xmlns:w16se="http://schemas.microsoft.com/office/word/2015/wordml/symex" xmlns:wpg="http://schemas.microsoft.com/office/word/2010/wordprocessingGroup" xmlns:wpi="http://schemas.microsoft.com/office/word/2010/wordprocessingInk" xmlns:wne="http://schemas.microsoft.com/office/word/2006/wordml" xmlns:wps="http://schemas.microsoft.com/office/word/2010/wordprocessingShape" mc:Ignorable="w14 w15 w16se w16cid w16 w16cex w16sdtdh w16sdtfl w16du wp14">
   <w:tbl>
     <w:tblPr>
       <w:tblW w:w="5157" w:type="pct"/>
@@ -929,8 +884,8 @@
               <w:rFonts w:cs="Arial"/>
               <w:b/>
               <w:bCs/>
-              <w:sz w:val="18"/>
-              <w:szCs w:val="18"/>
+              <w:sz w:val="20"/>
+              <w:szCs w:val="20"/>
             </w:rPr>
           </w:pPr>
           <w:r>
@@ -938,8 +893,8 @@
               <w:rFonts w:cs="Arial"/>
               <w:b/>
               <w:bCs/>
-              <w:sz w:val="18"/>
-              <w:szCs w:val="18"/>
+              <w:sz w:val="20"/>
+              <w:szCs w:val="20"/>
             </w:rPr>
             <w:t xml:space="preserve">Código: </w:t>
           </w:r>
@@ -948,8 +903,8 @@
               <w:rFonts w:cs="Arial"/>
               <w:b/>
               <w:bCs/>
-              <w:sz w:val="18"/>
-              <w:szCs w:val="18"/>
+              <w:sz w:val="20"/>
+              <w:szCs w:val="20"/>
             </w:rPr>
             <w:t>F</w:t>
           </w:r>
@@ -958,8 +913,8 @@
               <w:rFonts w:cs="Arial"/>
               <w:b/>
               <w:bCs/>
-              <w:sz w:val="18"/>
-              <w:szCs w:val="18"/>
+              <w:sz w:val="20"/>
+              <w:szCs w:val="20"/>
             </w:rPr>
             <w:t>O</w:t>
           </w:r>
@@ -968,8 +923,8 @@
               <w:rFonts w:cs="Arial"/>
               <w:b/>
               <w:bCs/>
-              <w:sz w:val="18"/>
-              <w:szCs w:val="18"/>
+              <w:sz w:val="20"/>
+              <w:szCs w:val="20"/>
             </w:rPr>
             <w:t>-G</w:t>
           </w:r>
@@ -978,8 +933,8 @@
               <w:rFonts w:cs="Arial"/>
               <w:b/>
               <w:bCs/>
-              <w:sz w:val="18"/>
-              <w:szCs w:val="18"/>
+              <w:sz w:val="20"/>
+              <w:szCs w:val="20"/>
             </w:rPr>
             <w:t>F</w:t>
           </w:r>
@@ -988,8 +943,8 @@
               <w:rFonts w:cs="Arial"/>
               <w:b/>
               <w:bCs/>
-              <w:sz w:val="18"/>
-              <w:szCs w:val="18"/>
+              <w:sz w:val="20"/>
+              <w:szCs w:val="20"/>
             </w:rPr>
             <w:t>-0</w:t>
           </w:r>
@@ -998,8 +953,8 @@
               <w:rFonts w:cs="Arial"/>
               <w:b/>
               <w:bCs/>
-              <w:sz w:val="18"/>
-              <w:szCs w:val="18"/>
+              <w:sz w:val="20"/>
+              <w:szCs w:val="20"/>
             </w:rPr>
             <w:t>02</w:t>
           </w:r>
@@ -1086,8 +1041,8 @@
               <w:rFonts w:cs="Arial"/>
               <w:b/>
               <w:bCs/>
-              <w:sz w:val="18"/>
-              <w:szCs w:val="18"/>
+              <w:sz w:val="20"/>
+              <w:szCs w:val="20"/>
             </w:rPr>
           </w:pPr>
           <w:r>
@@ -1095,8 +1050,8 @@
               <w:rFonts w:cs="Arial"/>
               <w:b/>
               <w:bCs/>
-              <w:sz w:val="18"/>
-              <w:szCs w:val="18"/>
+              <w:sz w:val="20"/>
+              <w:szCs w:val="20"/>
             </w:rPr>
             <w:t>Versión: 0</w:t>
           </w:r>
@@ -1105,8 +1060,8 @@
               <w:rFonts w:cs="Arial"/>
               <w:b/>
               <w:bCs/>
-              <w:sz w:val="18"/>
-              <w:szCs w:val="18"/>
+              <w:sz w:val="20"/>
+              <w:szCs w:val="20"/>
             </w:rPr>
             <w:t>1</w:t>
           </w:r>
@@ -1191,8 +1146,8 @@
               <w:rFonts w:cs="Arial"/>
               <w:b/>
               <w:bCs/>
-              <w:sz w:val="18"/>
-              <w:szCs w:val="18"/>
+              <w:sz w:val="20"/>
+              <w:szCs w:val="20"/>
             </w:rPr>
           </w:pPr>
           <w:r>
@@ -1200,8 +1155,8 @@
               <w:rFonts w:cs="Arial"/>
               <w:b/>
               <w:bCs/>
-              <w:sz w:val="18"/>
-              <w:szCs w:val="18"/>
+              <w:sz w:val="20"/>
+              <w:szCs w:val="20"/>
             </w:rPr>
             <w:t xml:space="preserve">Fecha: </w:t>
           </w:r>
@@ -1210,20 +1165,20 @@
               <w:rFonts w:cs="Arial"/>
               <w:b/>
               <w:bCs/>
-              <w:sz w:val="18"/>
-              <w:szCs w:val="18"/>
-            </w:rPr>
-            <w:t>diciembre</w:t>
+              <w:sz w:val="20"/>
+              <w:szCs w:val="20"/>
+            </w:rPr>
+            <w:t>A</w:t>
           </w:r>
           <w:r>
             <w:rPr>
               <w:rFonts w:cs="Arial"/>
               <w:b/>
               <w:bCs/>
-              <w:sz w:val="18"/>
-              <w:szCs w:val="18"/>
-            </w:rPr>
-            <w:t xml:space="preserve"> de 2025</w:t>
+              <w:sz w:val="20"/>
+              <w:szCs w:val="20"/>
+            </w:rPr>
+            <w:t>gosto de 2026</w:t>
           </w:r>
         </w:p>
       </w:tc>
@@ -1307,8 +1262,8 @@
               <w:rFonts w:cs="Arial"/>
               <w:b/>
               <w:bCs/>
-              <w:sz w:val="18"/>
-              <w:szCs w:val="18"/>
+              <w:sz w:val="20"/>
+              <w:szCs w:val="20"/>
             </w:rPr>
           </w:pPr>
           <w:r>
@@ -1317,6 +1272,7 @@
               <w:b/>
               <w:bCs/>
               <w:sz w:val="20"/>
+              <w:szCs w:val="20"/>
             </w:rPr>
             <w:t xml:space="preserve">Página: </w:t>
           </w:r>
@@ -1326,6 +1282,7 @@
               <w:b/>
               <w:bCs/>
               <w:sz w:val="20"/>
+              <w:szCs w:val="20"/>
             </w:rPr>
             <w:fldChar w:fldCharType="begin"/>
           </w:r>
@@ -1335,6 +1292,7 @@
               <w:b/>
               <w:bCs/>
               <w:sz w:val="20"/>
+              <w:szCs w:val="20"/>
             </w:rPr>
             <w:instrText xml:space="preserve"> PAGE </w:instrText>
           </w:r>
@@ -1344,6 +1302,7 @@
               <w:b/>
               <w:bCs/>
               <w:sz w:val="20"/>
+              <w:szCs w:val="20"/>
             </w:rPr>
             <w:fldChar w:fldCharType="separate"/>
           </w:r>
@@ -1353,6 +1312,7 @@
               <w:b/>
               <w:bCs/>
               <w:sz w:val="20"/>
+              <w:szCs w:val="20"/>
             </w:rPr>
             <w:t>1</w:t>
           </w:r>
@@ -1362,6 +1322,7 @@
               <w:b/>
               <w:bCs/>
               <w:sz w:val="20"/>
+              <w:szCs w:val="20"/>
             </w:rPr>
             <w:fldChar w:fldCharType="end"/>
           </w:r>
@@ -1371,6 +1332,7 @@
               <w:b/>
               <w:bCs/>
               <w:sz w:val="20"/>
+              <w:szCs w:val="20"/>
             </w:rPr>
             <w:t xml:space="preserve"> de </w:t>
           </w:r>
@@ -1380,6 +1342,7 @@
               <w:b/>
               <w:bCs/>
               <w:sz w:val="20"/>
+              <w:szCs w:val="20"/>
             </w:rPr>
             <w:fldChar w:fldCharType="begin"/>
           </w:r>
@@ -1389,6 +1352,7 @@
               <w:b/>
               <w:bCs/>
               <w:sz w:val="20"/>
+              <w:szCs w:val="20"/>
             </w:rPr>
             <w:instrText xml:space="preserve"> NUMPAGES </w:instrText>
           </w:r>
@@ -1398,6 +1362,7 @@
               <w:b/>
               <w:bCs/>
               <w:sz w:val="20"/>
+              <w:szCs w:val="20"/>
             </w:rPr>
             <w:fldChar w:fldCharType="separate"/>
           </w:r>
@@ -1407,6 +1372,7 @@
               <w:b/>
               <w:bCs/>
               <w:sz w:val="20"/>
+              <w:szCs w:val="20"/>
             </w:rPr>
             <w:t>4</w:t>
           </w:r>
@@ -1416,6 +1382,7 @@
               <w:b/>
               <w:bCs/>
               <w:sz w:val="20"/>
+              <w:szCs w:val="20"/>
             </w:rPr>
             <w:fldChar w:fldCharType="end"/>
           </w:r>
@@ -1431,18 +1398,8 @@
 </w:hdr>
 </file>
 
-<file path=word/header3.xml><?xml version="1.0" encoding="utf-8"?>
-<w:hdr xmlns:wpc="http://schemas.microsoft.com/office/word/2010/wordprocessingCanvas" xmlns:cx="http://schemas.microsoft.com/office/drawing/2014/chartex" xmlns:cx1="http://schemas.microsoft.com/office/drawing/2015/9/8/chartex" xmlns:cx2="http://schemas.microsoft.com/office/drawing/2015/10/21/chartex" xmlns:cx3="http://schemas.microsoft.com/office/drawing/2016/5/9/chartex" xmlns:cx4="http://schemas.microsoft.com/office/drawing/2016/5/10/chartex" xmlns:cx5="http://schemas.microsoft.com/office/drawing/2016/5/11/chartex" xmlns:cx6="http://schemas.microsoft.com/office/drawing/2016/5/12/chartex" xmlns:cx7="http://schemas.microsoft.com/office/drawing/2016/5/13/chartex" xmlns:cx8="http://schemas.microsoft.com/office/drawing/2016/5/14/chartex" xmlns:mc="http://schemas.openxmlformats.org/markup-compatibility/2006" xmlns:aink="http://schemas.microsoft.com/office/drawing/2016/ink" xmlns:am3d="http://schemas.microsoft.com/office/drawing/2017/model3d" xmlns:o="urn:schemas-microsoft-com:office:office" xmlns:oel="http://schemas.microsoft.com/office/2019/extlst" xmlns:r="http://schemas.openxmlformats.org/officeDocument/2006/relationships" xmlns:m="http://schemas.openxmlformats.org/officeDocument/2006/math" xmlns:v="urn:schemas-microsoft-com:vml" xmlns:wp14="http://schemas.microsoft.com/office/word/2010/wordprocessingDrawing" xmlns:wp="http://schemas.openxmlformats.org/drawingml/2006/wordprocessingDrawing" xmlns:w10="urn:schemas-microsoft-com:office:word" xmlns:w="http://schemas.openxmlformats.org/wordprocessingml/2006/main" xmlns:w14="http://schemas.microsoft.com/office/word/2010/wordml" xmlns:w15="http://schemas.microsoft.com/office/word/2012/wordml" xmlns:w16cei="http://schemas.microsoft.com/office/word/2026/wordml/cei" xmlns:w16cex="http://schemas.microsoft.com/office/word/2018/wordml/cex" xmlns:w16cid="http://schemas.microsoft.com/office/word/2016/wordml/cid" xmlns:w16="http://schemas.microsoft.com/office/word/2018/wordml" xmlns:w16du="http://schemas.microsoft.com/office/word/2023/wordml/word16du" xmlns:w16sdtdh="http://schemas.microsoft.com/office/word/2020/wordml/sdtdatahash" xmlns:w16sdtfl="http://schemas.microsoft.com/office/word/2024/wordml/sdtformatlock" xmlns:w16se="http://schemas.microsoft.com/office/word/2015/wordml/symex" xmlns:wpg="http://schemas.microsoft.com/office/word/2010/wordprocessingGroup" xmlns:wpi="http://schemas.microsoft.com/office/word/2010/wordprocessingInk" xmlns:wne="http://schemas.microsoft.com/office/word/2006/wordml" xmlns:wps="http://schemas.microsoft.com/office/word/2010/wordprocessingShape" mc:Ignorable="w14 w15 w16se w16cid w16 w16cex w16sdtdh w16sdtfl w16du wp14">
-  <w:p>
-    <w:pPr>
-      <w:pStyle w:val="Encabezado"/>
-    </w:pPr>
-  </w:p>
-</w:hdr>
-</file>
-
 <file path=word/numbering.xml><?xml version="1.0" encoding="utf-8"?>
-<w:numbering xmlns:wpc="http://schemas.microsoft.com/office/word/2010/wordprocessingCanvas" xmlns:cx="http://schemas.microsoft.com/office/drawing/2014/chartex" xmlns:cx1="http://schemas.microsoft.com/office/drawing/2015/9/8/chartex" xmlns:cx2="http://schemas.microsoft.com/office/drawing/2015/10/21/chartex" xmlns:cx3="http://schemas.microsoft.com/office/drawing/2016/5/9/chartex" xmlns:cx4="http://schemas.microsoft.com/office/drawing/2016/5/10/chartex" xmlns:cx5="http://schemas.microsoft.com/office/drawing/2016/5/11/chartex" xmlns:cx6="http://schemas.microsoft.com/office/drawing/2016/5/12/chartex" xmlns:cx7="http://schemas.microsoft.com/office/drawing/2016/5/13/chartex" xmlns:cx8="http://schemas.microsoft.com/office/drawing/2016/5/14/chartex" xmlns:mc="http://schemas.openxmlformats.org/markup-compatibility/2006" xmlns:aink="http://schemas.microsoft.com/office/drawing/2016/ink" xmlns:am3d="http://schemas.microsoft.com/office/drawing/2017/model3d" xmlns:o="urn:schemas-microsoft-com:office:office" xmlns:oel="http://schemas.microsoft.com/office/2019/extlst" xmlns:r="http://schemas.openxmlformats.org/officeDocument/2006/relationships" xmlns:m="http://schemas.openxmlformats.org/officeDocument/2006/math" xmlns:v="urn:schemas-microsoft-com:vml" xmlns:wp14="http://schemas.microsoft.com/office/word/2010/wordprocessingDrawing" xmlns:wp="http://schemas.openxmlformats.org/drawingml/2006/wordprocessingDrawing" xmlns:w10="urn:schemas-microsoft-com:office:word" xmlns:w="http://schemas.openxmlformats.org/wordprocessingml/2006/main" xmlns:w14="http://schemas.microsoft.com/office/word/2010/wordml" xmlns:w15="http://schemas.microsoft.com/office/word/2012/wordml" xmlns:w16cei="http://schemas.microsoft.com/office/word/2026/wordml/cei" xmlns:w16cex="http://schemas.microsoft.com/office/word/2018/wordml/cex" xmlns:w16cid="http://schemas.microsoft.com/office/word/2016/wordml/cid" xmlns:w16="http://schemas.microsoft.com/office/word/2018/wordml" xmlns:w16du="http://schemas.microsoft.com/office/word/2023/wordml/word16du" xmlns:w16sdtdh="http://schemas.microsoft.com/office/word/2020/wordml/sdtdatahash" xmlns:w16sdtfl="http://schemas.microsoft.com/office/word/2024/wordml/sdtformatlock" xmlns:w16se="http://schemas.microsoft.com/office/word/2015/wordml/symex" xmlns:wpg="http://schemas.microsoft.com/office/word/2010/wordprocessingGroup" xmlns:wpi="http://schemas.microsoft.com/office/word/2010/wordprocessingInk" xmlns:wne="http://schemas.microsoft.com/office/word/2006/wordml" xmlns:wps="http://schemas.microsoft.com/office/word/2010/wordprocessingShape" mc:Ignorable="w14 w15 w16se w16cid w16 w16cex w16sdtdh w16sdtfl w16du wp14">
+<w:numbering xmlns:wpc="http://schemas.microsoft.com/office/word/2010/wordprocessingCanvas" xmlns:cx="http://schemas.microsoft.com/office/drawing/2014/chartex" xmlns:cx1="http://schemas.microsoft.com/office/drawing/2015/9/8/chartex" xmlns:cx2="http://schemas.microsoft.com/office/drawing/2015/10/21/chartex" xmlns:cx3="http://schemas.microsoft.com/office/drawing/2016/5/9/chartex" xmlns:cx4="http://schemas.microsoft.com/office/drawing/2016/5/10/chartex" xmlns:cx5="http://schemas.microsoft.com/office/drawing/2016/5/11/chartex" xmlns:cx6="http://schemas.microsoft.com/office/drawing/2016/5/12/chartex" xmlns:cx7="http://schemas.microsoft.com/office/drawing/2016/5/13/chartex" xmlns:cx8="http://schemas.microsoft.com/office/drawing/2016/5/14/chartex" xmlns:mc="http://schemas.openxmlformats.org/markup-compatibility/2006" xmlns:aink="http://schemas.microsoft.com/office/drawing/2016/ink" xmlns:am3d="http://schemas.microsoft.com/office/drawing/2017/model3d" xmlns:o="urn:schemas-microsoft-com:office:office" xmlns:oel="http://schemas.microsoft.com/office/2019/extlst" xmlns:r="http://schemas.openxmlformats.org/officeDocument/2006/relationships" xmlns:m="http://schemas.openxmlformats.org/officeDocument/2006/math" xmlns:v="urn:schemas-microsoft-com:vml" xmlns:wp14="http://schemas.microsoft.com/office/word/2010/wordprocessingDrawing" xmlns:wp="http://schemas.openxmlformats.org/drawingml/2006/wordprocessingDrawing" xmlns:w10="urn:schemas-microsoft-com:office:word" xmlns:w="http://schemas.openxmlformats.org/wordprocessingml/2006/main" xmlns:w14="http://schemas.microsoft.com/office/word/2010/wordml" xmlns:w15="http://schemas.microsoft.com/office/word/2012/wordml" xmlns:w16cex="http://schemas.microsoft.com/office/word/2018/wordml/cex" xmlns:w16cid="http://schemas.microsoft.com/office/word/2016/wordml/cid" xmlns:w16="http://schemas.microsoft.com/office/word/2018/wordml" xmlns:w16du="http://schemas.microsoft.com/office/word/2023/wordml/word16du" xmlns:w16sdtdh="http://schemas.microsoft.com/office/word/2020/wordml/sdtdatahash" xmlns:w16sdtfl="http://schemas.microsoft.com/office/word/2024/wordml/sdtformatlock" xmlns:w16se="http://schemas.microsoft.com/office/word/2015/wordml/symex" xmlns:wpg="http://schemas.microsoft.com/office/word/2010/wordprocessingGroup" xmlns:wpi="http://schemas.microsoft.com/office/word/2010/wordprocessingInk" xmlns:wne="http://schemas.microsoft.com/office/word/2006/wordml" xmlns:wps="http://schemas.microsoft.com/office/word/2010/wordprocessingShape" mc:Ignorable="w14 w15 w16se w16cid w16 w16cex w16sdtdh w16sdtfl w16du wp14">
   <w:abstractNum w:abstractNumId="0" w15:restartNumberingAfterBreak="0">
     <w:nsid w:val="0205168B"/>
     <w:multiLevelType w:val="multilevel"/>
